--- a/downloads/Labo-Partitioneren-verslag.docx
+++ b/downloads/Labo-Partitioneren-verslag.docx
@@ -38,7 +38,7 @@
     </w:p>
     <w:p>
       <w:r>
-        <w:t>Je oefent met GParted op een virtuele machine met twee lege schijven, en deelt die in volgens beide partitietabellen. Daarna herschik je met datzelfde programma de schijf van een machine waar Ubuntu Linux op staat: je maakt plaats vrij achter de bestaande partitie en zet er een partitie bij die je achteraf in Ubuntu terugvindt.</w:t>
+        <w:t>Je herschikt met GParted de schijf van een virtuele machine waar Ubuntu Linux op staat. Je maakt achter de bestaande partitie plaats vrij en zet er een partitie op je eigen naam bij, die je achteraf vanuit Ubuntu terugvindt.</w:t>
       </w:r>
     </w:p>
     <w:p>
